--- a/Avanzado/Modulo5/documentacion/06_Novedades/05_Si-no-podes-asistir-cancela-tu-turno.docx
+++ b/Avanzado/Modulo5/documentacion/06_Novedades/05_Si-no-podes-asistir-cancela-tu-turno.docx
@@ -22,7 +22,7 @@
     </w:p>
     <w:p>
       <w:r>
-        <w:t>Ayudémonos para que más personas se atiendan a tiempo. Podés cancelar tu turno médico en miportalclinicas.com.ar.</w:t>
+        <w:t>Ayudémonos para que más personas se atiendan a tiempo. Podés cancelar tu turno médico en el Workflow del asistente.</w:t>
       </w:r>
     </w:p>
     <w:p/>
